--- a/apps/web/e2e/fixtures/e2e-candidate-resume.docx
+++ b/apps/web/e2e/fixtures/e2e-candidate-resume.docx
@@ -20,6 +20,11 @@
     <w:p>
       <w:r>
         <w:t>技能：Python、FastAPI、PostgreSQL</w:t>
+      </w:r>
+    </w:p>
+    <w:p>
+      <w:r>
+        <w:t>教育背景：本科 计算机科学与技术</w:t>
       </w:r>
     </w:p>
     <w:sectPr>
